--- a/file/jobsheet13/DerasPangestuGusti_PASD_jobsheet13.docx
+++ b/file/jobsheet13/DerasPangestuGusti_PASD_jobsheet13.docx
@@ -37636,6 +37636,172 @@
     </w:p>
     <w:p>
       <w:pPr>
+        <w:pStyle w:val="ListParagraph"/>
+        <w:rPr>
+          <w:sz w:val="24"/>
+        </w:rPr>
+      </w:pPr>
+    </w:p>
+    <w:p>
+      <w:pPr>
+        <w:pStyle w:val="ListParagraph"/>
+        <w:tabs>
+          <w:tab w:val="left" w:pos="742"/>
+        </w:tabs>
+        <w:ind w:left="742" w:firstLine="0"/>
+        <w:rPr>
+          <w:sz w:val="24"/>
+        </w:rPr>
+      </w:pPr>
+      <w:r>
+        <w:rPr>
+          <w:noProof/>
+        </w:rPr>
+        <w:lastRenderedPageBreak/>
+        <w:drawing>
+          <wp:inline distT="0" distB="0" distL="0" distR="0" wp14:anchorId="390E887C" wp14:editId="7D96DC34">
+            <wp:extent cx="5352381" cy="7733333"/>
+            <wp:effectExtent l="0" t="0" r="1270" b="1270"/>
+            <wp:docPr id="330201989" name="Picture 1"/>
+            <wp:cNvGraphicFramePr>
+              <a:graphicFrameLocks xmlns:a="http://schemas.openxmlformats.org/drawingml/2006/main" noChangeAspect="1"/>
+            </wp:cNvGraphicFramePr>
+            <a:graphic xmlns:a="http://schemas.openxmlformats.org/drawingml/2006/main">
+              <a:graphicData uri="http://schemas.openxmlformats.org/drawingml/2006/picture">
+                <pic:pic xmlns:pic="http://schemas.openxmlformats.org/drawingml/2006/picture">
+                  <pic:nvPicPr>
+                    <pic:cNvPr id="330201989" name=""/>
+                    <pic:cNvPicPr/>
+                  </pic:nvPicPr>
+                  <pic:blipFill>
+                    <a:blip r:embed="rId15"/>
+                    <a:stretch>
+                      <a:fillRect/>
+                    </a:stretch>
+                  </pic:blipFill>
+                  <pic:spPr>
+                    <a:xfrm>
+                      <a:off x="0" y="0"/>
+                      <a:ext cx="5352381" cy="7733333"/>
+                    </a:xfrm>
+                    <a:prstGeom prst="rect">
+                      <a:avLst/>
+                    </a:prstGeom>
+                  </pic:spPr>
+                </pic:pic>
+              </a:graphicData>
+            </a:graphic>
+          </wp:inline>
+        </w:drawing>
+      </w:r>
+    </w:p>
+    <w:p>
+      <w:pPr>
+        <w:pStyle w:val="ListParagraph"/>
+        <w:tabs>
+          <w:tab w:val="left" w:pos="742"/>
+        </w:tabs>
+        <w:ind w:left="742" w:firstLine="0"/>
+        <w:rPr>
+          <w:sz w:val="24"/>
+        </w:rPr>
+      </w:pPr>
+      <w:r>
+        <w:rPr>
+          <w:noProof/>
+        </w:rPr>
+        <w:lastRenderedPageBreak/>
+        <w:drawing>
+          <wp:inline distT="0" distB="0" distL="0" distR="0" wp14:anchorId="3D71732F" wp14:editId="445CA70B">
+            <wp:extent cx="3504762" cy="1809524"/>
+            <wp:effectExtent l="0" t="0" r="635" b="635"/>
+            <wp:docPr id="521836823" name="Picture 1"/>
+            <wp:cNvGraphicFramePr>
+              <a:graphicFrameLocks xmlns:a="http://schemas.openxmlformats.org/drawingml/2006/main" noChangeAspect="1"/>
+            </wp:cNvGraphicFramePr>
+            <a:graphic xmlns:a="http://schemas.openxmlformats.org/drawingml/2006/main">
+              <a:graphicData uri="http://schemas.openxmlformats.org/drawingml/2006/picture">
+                <pic:pic xmlns:pic="http://schemas.openxmlformats.org/drawingml/2006/picture">
+                  <pic:nvPicPr>
+                    <pic:cNvPr id="521836823" name=""/>
+                    <pic:cNvPicPr/>
+                  </pic:nvPicPr>
+                  <pic:blipFill>
+                    <a:blip r:embed="rId16"/>
+                    <a:stretch>
+                      <a:fillRect/>
+                    </a:stretch>
+                  </pic:blipFill>
+                  <pic:spPr>
+                    <a:xfrm>
+                      <a:off x="0" y="0"/>
+                      <a:ext cx="3504762" cy="1809524"/>
+                    </a:xfrm>
+                    <a:prstGeom prst="rect">
+                      <a:avLst/>
+                    </a:prstGeom>
+                  </pic:spPr>
+                </pic:pic>
+              </a:graphicData>
+            </a:graphic>
+          </wp:inline>
+        </w:drawing>
+      </w:r>
+    </w:p>
+    <w:p>
+      <w:pPr>
+        <w:pStyle w:val="ListParagraph"/>
+        <w:tabs>
+          <w:tab w:val="left" w:pos="742"/>
+        </w:tabs>
+        <w:ind w:left="742" w:firstLine="0"/>
+        <w:rPr>
+          <w:sz w:val="24"/>
+        </w:rPr>
+      </w:pPr>
+      <w:r>
+        <w:rPr>
+          <w:sz w:val="24"/>
+        </w:rPr>
+        <w:drawing>
+          <wp:inline distT="0" distB="0" distL="0" distR="0" wp14:anchorId="2D369F95" wp14:editId="2394E8CE">
+            <wp:extent cx="2065199" cy="1882303"/>
+            <wp:effectExtent l="0" t="0" r="0" b="3810"/>
+            <wp:docPr id="2061857825" name="Picture 1"/>
+            <wp:cNvGraphicFramePr>
+              <a:graphicFrameLocks xmlns:a="http://schemas.openxmlformats.org/drawingml/2006/main" noChangeAspect="1"/>
+            </wp:cNvGraphicFramePr>
+            <a:graphic xmlns:a="http://schemas.openxmlformats.org/drawingml/2006/main">
+              <a:graphicData uri="http://schemas.openxmlformats.org/drawingml/2006/picture">
+                <pic:pic xmlns:pic="http://schemas.openxmlformats.org/drawingml/2006/picture">
+                  <pic:nvPicPr>
+                    <pic:cNvPr id="2061857825" name=""/>
+                    <pic:cNvPicPr/>
+                  </pic:nvPicPr>
+                  <pic:blipFill>
+                    <a:blip r:embed="rId17"/>
+                    <a:stretch>
+                      <a:fillRect/>
+                    </a:stretch>
+                  </pic:blipFill>
+                  <pic:spPr>
+                    <a:xfrm>
+                      <a:off x="0" y="0"/>
+                      <a:ext cx="2065199" cy="1882303"/>
+                    </a:xfrm>
+                    <a:prstGeom prst="rect">
+                      <a:avLst/>
+                    </a:prstGeom>
+                  </pic:spPr>
+                </pic:pic>
+              </a:graphicData>
+            </a:graphic>
+          </wp:inline>
+        </w:drawing>
+      </w:r>
+    </w:p>
+    <w:p>
+      <w:pPr>
         <w:pStyle w:val="BodyText"/>
         <w:spacing w:before="87"/>
       </w:pPr>
@@ -40742,7 +40908,15 @@
           <w:b/>
           <w:sz w:val="24"/>
         </w:rPr>
-        <w:t>index == 0</w:t>
+        <w:t xml:space="preserve">index == </w:t>
+      </w:r>
+      <w:r>
+        <w:rPr>
+          <w:b/>
+          <w:sz w:val="24"/>
+        </w:rPr>
+        <w:lastRenderedPageBreak/>
+        <w:t>0</w:t>
       </w:r>
       <w:r>
         <w:rPr>
@@ -41901,7 +42075,7 @@
         </mc:Choice>
         <mc:Fallback>
           <w:pict>
-            <v:group w14:anchorId="48BCAB66" id="Group 1" o:spid="_x0000_s1026" style="position:absolute;margin-left:49.8pt;margin-top:9.6pt;width:516pt;height:58.2pt;z-index:-16054784;mso-wrap-distance-left:0;mso-wrap-distance-right:0;mso-position-horizontal-relative:page;mso-position-vertical-relative:page" coordsize="65532,7391" o:gfxdata="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">
+            <v:group w14:anchorId="3DBBDAC6" id="Group 1" o:spid="_x0000_s1026" style="position:absolute;margin-left:49.8pt;margin-top:9.6pt;width:516pt;height:58.2pt;z-index:-16054784;mso-wrap-distance-left:0;mso-wrap-distance-right:0;mso-position-horizontal-relative:page;mso-position-vertical-relative:page" coordsize="65532,7391" o:gfxdata="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">
               <v:shapetype id="_x0000_t75" coordsize="21600,21600" o:spt="75" o:preferrelative="t" path="m@4@5l@4@11@9@11@9@5xe" filled="f" stroked="f">
                 <v:stroke joinstyle="miter"/>
                 <v:formulas>
